--- a/docs/Cahier_Architecture_SIGED.docx
+++ b/docs/Cahier_Architecture_SIGED.docx
@@ -1597,19 +1597,19 @@
               <w:jc w:val="left"/>
             </w:pPr>
             <w:r>
-              <w:t xml:space="preserve">Nginx (TLS 1.3)</w:t>
-            </w:r>
-          </w:p>
-        </w:tc>
-        <w:tc>
-          <w:tcPr/>
-          <w:p>
-            <w:pPr>
-              <w:pStyle w:val="Compact"/>
-              <w:jc w:val="left"/>
-            </w:pPr>
-            <w:r>
-              <w:t xml:space="preserve">1.27</w:t>
+              <w:t xml:space="preserve">Caddy (HTTPS automatique Let’s Encrypt, TLS 1.3)</w:t>
+            </w:r>
+          </w:p>
+        </w:tc>
+        <w:tc>
+          <w:tcPr/>
+          <w:p>
+            <w:pPr>
+              <w:pStyle w:val="Compact"/>
+              <w:jc w:val="left"/>
+            </w:pPr>
+            <w:r>
+              <w:t xml:space="preserve">2.10</w:t>
             </w:r>
           </w:p>
         </w:tc>
@@ -1988,7 +1988,7 @@
       <w:r>
         <w:drawing>
           <wp:inline>
-            <wp:extent cx="5334000" cy="3272085"/>
+            <wp:extent cx="5334000" cy="3268231"/>
             <wp:effectExtent b="0" l="0" r="0" t="0"/>
             <wp:docPr descr="Architecture technique" title="" id="26" name="Picture"/>
             <a:graphic>
@@ -2009,7 +2009,7 @@
                   <pic:spPr bwMode="auto">
                     <a:xfrm>
                       <a:off x="0" y="0"/>
-                      <a:ext cx="5334000" cy="3272085"/>
+                      <a:ext cx="5334000" cy="3268231"/>
                     </a:xfrm>
                     <a:prstGeom prst="rect">
                       <a:avLst/>
@@ -2079,7 +2079,7 @@
         <w:t xml:space="preserve"> </w:t>
       </w:r>
       <w:r>
-        <w:t xml:space="preserve">— Nginx termine le TLS 1.3, impose HSTS et la politique de sécurité du contenu (CSP), limite le débit sur l’authentification (anti force brute) et transmet les téléversements en flux continu.</w:t>
+        <w:t xml:space="preserve">— Caddy termine le TLS 1.3, obtient et renouvelle automatiquement le certificat Let’s Encrypt, impose HSTS et la politique de sécurité du contenu (CSP), et limite la taille des téléversements (200 Mo).</w:t>
       </w:r>
     </w:p>
     <w:p>
@@ -4549,19 +4549,7 @@
         <w:t xml:space="preserve"> </w:t>
       </w:r>
       <w:r>
-        <w:t xml:space="preserve">du compte 15 minutes après 5 échecs ; limitation de débit Nginx sur</w:t>
-      </w:r>
-      <w:r>
-        <w:t xml:space="preserve"> </w:t>
-      </w:r>
-      <w:r>
-        <w:rPr>
-          <w:rStyle w:val="VerbatimChar"/>
-        </w:rPr>
-        <w:t xml:space="preserve">/api/auth/login</w:t>
-      </w:r>
-      <w:r>
-        <w:t xml:space="preserve">.</w:t>
+        <w:t xml:space="preserve">du compte 15 minutes après 5 échecs (protection contre la force brute).</w:t>
       </w:r>
     </w:p>
     <w:p>
@@ -5453,10 +5441,10 @@
         <w:rPr>
           <w:rStyle w:val="VerbatimChar"/>
         </w:rPr>
-        <w:t xml:space="preserve">ssl_protocols TLSv1.3</w:t>
-      </w:r>
-      <w:r>
-        <w:t xml:space="preserve">), HSTS 2 ans, tickets de session désactivés.</w:t>
+        <w:t xml:space="preserve">protocols tls1.3</w:t>
+      </w:r>
+      <w:r>
+        <w:t xml:space="preserve">), HSTS 2 ans, certificat Let’s Encrypt renouvelé automatiquement par Caddy.</w:t>
       </w:r>
     </w:p>
     <w:p>
@@ -6667,7 +6655,7 @@
         <w:t xml:space="preserve"> </w:t>
       </w:r>
       <w:r>
-        <w:t xml:space="preserve">: au moins 2 instances derrière Nginx ou un répartiteur (Keepalived + adresse IP virtuelle) ; mise à jour progressive sans interruption.</w:t>
+        <w:t xml:space="preserve">: au moins 2 instances derrière Caddy ou un répartiteur (Keepalived + adresse IP virtuelle) ; mise à jour progressive sans interruption.</w:t>
       </w:r>
     </w:p>
     <w:p>
@@ -7779,7 +7767,7 @@
         <w:t xml:space="preserve"> </w:t>
       </w:r>
       <w:r>
-        <w:t xml:space="preserve">: 71 tests automatisés exécutés en intégration continue sur SQLite</w:t>
+        <w:t xml:space="preserve">: 78 tests automatisés exécutés en intégration continue sur SQLite</w:t>
       </w:r>
       <w:r>
         <w:t xml:space="preserve"> </w:t>

--- a/docs/Cahier_Architecture_SIGED.docx
+++ b/docs/Cahier_Architecture_SIGED.docx
@@ -1384,17 +1384,7 @@
               <w:jc w:val="left"/>
             </w:pPr>
             <w:r>
-              <w:rPr>
-                <w:bCs/>
-                <w:b/>
-              </w:rPr>
-              <w:t xml:space="preserve">MinIO</w:t>
-            </w:r>
-            <w:r>
-              <w:t xml:space="preserve"> </w:t>
-            </w:r>
-            <w:r>
-              <w:t xml:space="preserve">(compatible S3) ou système de fichiers</w:t>
+              <w:t xml:space="preserve">Système de fichiers sur volume dédié (défaut) ou stockage objet compatible S3 (Garage, Cloudflare R2, AWS S3…)</w:t>
             </w:r>
           </w:p>
         </w:tc>
@@ -1837,6 +1827,49 @@
           <w:bCs/>
           <w:b/>
         </w:rPr>
+        <w:t xml:space="preserve">ADR-07 — Stockage sur système de fichiers chiffré plutôt que MinIO (révision d’octobre 2026).</w:t>
+      </w:r>
+      <w:r>
+        <w:t xml:space="preserve"> </w:t>
+      </w:r>
+      <w:r>
+        <w:t xml:space="preserve">MinIO a archivé son projet communautaire et retiré ses images Docker en septembre 2026 : le service ne pouvait plus être déployé. Le cahier des charges autorise « Object Storage / système de fichiers ». SIGED stocke donc par défaut ses fichiers sur un</w:t>
+      </w:r>
+      <w:r>
+        <w:t xml:space="preserve"> </w:t>
+      </w:r>
+      <w:r>
+        <w:rPr>
+          <w:bCs/>
+          <w:b/>
+        </w:rPr>
+        <w:t xml:space="preserve">volume dédié</w:t>
+      </w:r>
+      <w:r>
+        <w:t xml:space="preserve">, séparé de la base, et toujours chiffrés par l’application (ADR-03). Cela fait un service de moins à exploiter et sécuriser. Grâce à l’abstraction</w:t>
+      </w:r>
+      <w:r>
+        <w:t xml:space="preserve"> </w:t>
+      </w:r>
+      <w:r>
+        <w:rPr>
+          <w:rStyle w:val="VerbatimChar"/>
+        </w:rPr>
+        <w:t xml:space="preserve">StorageBackend</w:t>
+      </w:r>
+      <w:r>
+        <w:t xml:space="preserve">, il suffit d’une variable pour passer à un stockage objet compatible S3 (Garage, Cloudflare R2, AWS S3) lorsque le volume ou la haute disponibilité l’exigeront.</w:t>
+      </w:r>
+    </w:p>
+    <w:p>
+      <w:pPr>
+        <w:pStyle w:val="BodyText"/>
+      </w:pPr>
+      <w:r>
+        <w:rPr>
+          <w:bCs/>
+          <w:b/>
+        </w:rPr>
         <w:t xml:space="preserve">ADR-04 — OCRmyPDF plutôt qu’Apache Tika.</w:t>
       </w:r>
       <w:r>
@@ -1988,7 +2021,7 @@
       <w:r>
         <w:drawing>
           <wp:inline>
-            <wp:extent cx="5334000" cy="3268231"/>
+            <wp:extent cx="5334000" cy="3156463"/>
             <wp:effectExtent b="0" l="0" r="0" t="0"/>
             <wp:docPr descr="Architecture technique" title="" id="26" name="Picture"/>
             <a:graphic>
@@ -2009,7 +2042,7 @@
                   <pic:spPr bwMode="auto">
                     <a:xfrm>
                       <a:off x="0" y="0"/>
-                      <a:ext cx="5334000" cy="3268231"/>
+                      <a:ext cx="5334000" cy="3156463"/>
                     </a:xfrm>
                     <a:prstGeom prst="rect">
                       <a:avLst/>
@@ -2139,7 +2172,7 @@
         <w:t xml:space="preserve"> </w:t>
       </w:r>
       <w:r>
-        <w:t xml:space="preserve">— PostgreSQL contient métadonnées, index, droits et traces ; MinIO contient les fichiers chiffrés. Les deux sont sauvegardés chaque jour.</w:t>
+        <w:t xml:space="preserve">— PostgreSQL contient métadonnées, index, droits et traces ; un volume de stockage séparé contient les fichiers chiffrés. Les deux sont sauvegardés chaque jour.</w:t>
       </w:r>
     </w:p>
     <w:bookmarkEnd w:id="28"/>
@@ -3737,7 +3770,7 @@
       <w:r>
         <w:drawing>
           <wp:inline>
-            <wp:extent cx="5067300" cy="2447275"/>
+            <wp:extent cx="5067300" cy="2445777"/>
             <wp:effectExtent b="0" l="0" r="0" t="0"/>
             <wp:docPr descr="Séquence de dépôt" title="" id="37" name="Picture"/>
             <a:graphic>
@@ -3758,7 +3791,7 @@
                   <pic:spPr bwMode="auto">
                     <a:xfrm>
                       <a:off x="0" y="0"/>
-                      <a:ext cx="5067300" cy="2447275"/>
+                      <a:ext cx="5067300" cy="2445777"/>
                     </a:xfrm>
                     <a:prstGeom prst="rect">
                       <a:avLst/>
@@ -6693,13 +6726,28 @@
           <w:bCs/>
           <w:b/>
         </w:rPr>
-        <w:t xml:space="preserve">MinIO distribué</w:t>
-      </w:r>
-      <w:r>
-        <w:t xml:space="preserve"> </w:t>
-      </w:r>
-      <w:r>
-        <w:t xml:space="preserve">(4 nœuds minimum, codage à effacement) : tolère la perte d’un nœud ou de disques.</w:t>
+        <w:t xml:space="preserve">Stockage objet distribué</w:t>
+      </w:r>
+      <w:r>
+        <w:t xml:space="preserve"> </w:t>
+      </w:r>
+      <w:r>
+        <w:t xml:space="preserve">compatible S3 (Garage, Ceph RGW… ; 3 nœuds minimum avec réplication) : tolère la perte d’un nœud ou de disques. Le backend</w:t>
+      </w:r>
+      <w:r>
+        <w:t xml:space="preserve"> </w:t>
+      </w:r>
+      <w:r>
+        <w:rPr>
+          <w:rStyle w:val="VerbatimChar"/>
+        </w:rPr>
+        <w:t xml:space="preserve">s3</w:t>
+      </w:r>
+      <w:r>
+        <w:t xml:space="preserve"> </w:t>
+      </w:r>
+      <w:r>
+        <w:t xml:space="preserve">de SIGED s’y connecte sans changement de code.</w:t>
       </w:r>
     </w:p>
     <w:p>
@@ -6800,7 +6848,7 @@
         <w:t xml:space="preserve"> </w:t>
       </w:r>
       <w:r>
-        <w:t xml:space="preserve">(format personnalisé) + archive des objets MinIO (déjà chiffrés), fichier</w:t>
+        <w:t xml:space="preserve">(format personnalisé) + archive du volume de fichiers (déjà chiffrés), fichier</w:t>
       </w:r>
       <w:r>
         <w:t xml:space="preserve"> </w:t>

--- a/docs/Cahier_Architecture_SIGED.docx
+++ b/docs/Cahier_Architecture_SIGED.docx
@@ -1384,7 +1384,17 @@
               <w:jc w:val="left"/>
             </w:pPr>
             <w:r>
-              <w:t xml:space="preserve">Système de fichiers sur volume dédié (défaut) ou stockage objet compatible S3 (Garage, Cloudflare R2, AWS S3…)</w:t>
+              <w:rPr>
+                <w:bCs/>
+                <w:b/>
+              </w:rPr>
+              <w:t xml:space="preserve">MinIO</w:t>
+            </w:r>
+            <w:r>
+              <w:t xml:space="preserve"> </w:t>
+            </w:r>
+            <w:r>
+              <w:t xml:space="preserve">(compatible S3) ou système de fichiers</w:t>
             </w:r>
           </w:p>
         </w:tc>
@@ -1827,49 +1837,6 @@
           <w:bCs/>
           <w:b/>
         </w:rPr>
-        <w:t xml:space="preserve">ADR-07 — Stockage sur système de fichiers chiffré plutôt que MinIO (révision d’octobre 2026).</w:t>
-      </w:r>
-      <w:r>
-        <w:t xml:space="preserve"> </w:t>
-      </w:r>
-      <w:r>
-        <w:t xml:space="preserve">MinIO a archivé son projet communautaire et retiré ses images Docker en septembre 2026 : le service ne pouvait plus être déployé. Le cahier des charges autorise « Object Storage / système de fichiers ». SIGED stocke donc par défaut ses fichiers sur un</w:t>
-      </w:r>
-      <w:r>
-        <w:t xml:space="preserve"> </w:t>
-      </w:r>
-      <w:r>
-        <w:rPr>
-          <w:bCs/>
-          <w:b/>
-        </w:rPr>
-        <w:t xml:space="preserve">volume dédié</w:t>
-      </w:r>
-      <w:r>
-        <w:t xml:space="preserve">, séparé de la base, et toujours chiffrés par l’application (ADR-03). Cela fait un service de moins à exploiter et sécuriser. Grâce à l’abstraction</w:t>
-      </w:r>
-      <w:r>
-        <w:t xml:space="preserve"> </w:t>
-      </w:r>
-      <w:r>
-        <w:rPr>
-          <w:rStyle w:val="VerbatimChar"/>
-        </w:rPr>
-        <w:t xml:space="preserve">StorageBackend</w:t>
-      </w:r>
-      <w:r>
-        <w:t xml:space="preserve">, il suffit d’une variable pour passer à un stockage objet compatible S3 (Garage, Cloudflare R2, AWS S3) lorsque le volume ou la haute disponibilité l’exigeront.</w:t>
-      </w:r>
-    </w:p>
-    <w:p>
-      <w:pPr>
-        <w:pStyle w:val="BodyText"/>
-      </w:pPr>
-      <w:r>
-        <w:rPr>
-          <w:bCs/>
-          <w:b/>
-        </w:rPr>
         <w:t xml:space="preserve">ADR-04 — OCRmyPDF plutôt qu’Apache Tika.</w:t>
       </w:r>
       <w:r>
@@ -2021,7 +1988,7 @@
       <w:r>
         <w:drawing>
           <wp:inline>
-            <wp:extent cx="5334000" cy="3156463"/>
+            <wp:extent cx="5334000" cy="3268231"/>
             <wp:effectExtent b="0" l="0" r="0" t="0"/>
             <wp:docPr descr="Architecture technique" title="" id="26" name="Picture"/>
             <a:graphic>
@@ -2042,7 +2009,7 @@
                   <pic:spPr bwMode="auto">
                     <a:xfrm>
                       <a:off x="0" y="0"/>
-                      <a:ext cx="5334000" cy="3156463"/>
+                      <a:ext cx="5334000" cy="3268231"/>
                     </a:xfrm>
                     <a:prstGeom prst="rect">
                       <a:avLst/>
@@ -2172,7 +2139,7 @@
         <w:t xml:space="preserve"> </w:t>
       </w:r>
       <w:r>
-        <w:t xml:space="preserve">— PostgreSQL contient métadonnées, index, droits et traces ; un volume de stockage séparé contient les fichiers chiffrés. Les deux sont sauvegardés chaque jour.</w:t>
+        <w:t xml:space="preserve">— PostgreSQL contient métadonnées, index, droits et traces ; MinIO contient les fichiers chiffrés. Les deux sont sauvegardés chaque jour.</w:t>
       </w:r>
     </w:p>
     <w:bookmarkEnd w:id="28"/>
@@ -3770,7 +3737,7 @@
       <w:r>
         <w:drawing>
           <wp:inline>
-            <wp:extent cx="5067300" cy="2445777"/>
+            <wp:extent cx="5067300" cy="2447275"/>
             <wp:effectExtent b="0" l="0" r="0" t="0"/>
             <wp:docPr descr="Séquence de dépôt" title="" id="37" name="Picture"/>
             <a:graphic>
@@ -3791,7 +3758,7 @@
                   <pic:spPr bwMode="auto">
                     <a:xfrm>
                       <a:off x="0" y="0"/>
-                      <a:ext cx="5067300" cy="2445777"/>
+                      <a:ext cx="5067300" cy="2447275"/>
                     </a:xfrm>
                     <a:prstGeom prst="rect">
                       <a:avLst/>
@@ -6726,28 +6693,13 @@
           <w:bCs/>
           <w:b/>
         </w:rPr>
-        <w:t xml:space="preserve">Stockage objet distribué</w:t>
-      </w:r>
-      <w:r>
-        <w:t xml:space="preserve"> </w:t>
-      </w:r>
-      <w:r>
-        <w:t xml:space="preserve">compatible S3 (Garage, Ceph RGW… ; 3 nœuds minimum avec réplication) : tolère la perte d’un nœud ou de disques. Le backend</w:t>
-      </w:r>
-      <w:r>
-        <w:t xml:space="preserve"> </w:t>
-      </w:r>
-      <w:r>
-        <w:rPr>
-          <w:rStyle w:val="VerbatimChar"/>
-        </w:rPr>
-        <w:t xml:space="preserve">s3</w:t>
-      </w:r>
-      <w:r>
-        <w:t xml:space="preserve"> </w:t>
-      </w:r>
-      <w:r>
-        <w:t xml:space="preserve">de SIGED s’y connecte sans changement de code.</w:t>
+        <w:t xml:space="preserve">MinIO distribué</w:t>
+      </w:r>
+      <w:r>
+        <w:t xml:space="preserve"> </w:t>
+      </w:r>
+      <w:r>
+        <w:t xml:space="preserve">(4 nœuds minimum, codage à effacement) : tolère la perte d’un nœud ou de disques.</w:t>
       </w:r>
     </w:p>
     <w:p>
@@ -6848,7 +6800,7 @@
         <w:t xml:space="preserve"> </w:t>
       </w:r>
       <w:r>
-        <w:t xml:space="preserve">(format personnalisé) + archive du volume de fichiers (déjà chiffrés), fichier</w:t>
+        <w:t xml:space="preserve">(format personnalisé) + archive des objets MinIO (déjà chiffrés), fichier</w:t>
       </w:r>
       <w:r>
         <w:t xml:space="preserve"> </w:t>
